--- a/A1/AI Agent Behavior Diagrams and Descriptions for Ancient Soccer Madness.docx
+++ b/A1/AI Agent Behavior Diagrams and Descriptions for Ancient Soccer Madness.docx
@@ -71,6 +71,7 @@
           <w:szCs w:val="28"/>
         </w:rPr>
       </w:pPr>
+      <w:proofErr w:type="spellStart"/>
       <w:r>
         <w:rPr>
           <w:rFonts w:ascii="Sans Serif Collection" w:hAnsi="Sans Serif Collection" w:cs="Sans Serif Collection"/>
@@ -79,7 +80,18 @@
           <w:sz w:val="28"/>
           <w:szCs w:val="28"/>
         </w:rPr>
-        <w:t>PlayerController Script Overview</w:t>
+        <w:t>PlayerController</w:t>
+      </w:r>
+      <w:proofErr w:type="spellEnd"/>
+      <w:r>
+        <w:rPr>
+          <w:rFonts w:ascii="Sans Serif Collection" w:hAnsi="Sans Serif Collection" w:cs="Sans Serif Collection"/>
+          <w:b/>
+          <w:bCs/>
+          <w:sz w:val="28"/>
+          <w:szCs w:val="28"/>
+        </w:rPr>
+        <w:t xml:space="preserve"> Script Overview</w:t>
       </w:r>
     </w:p>
     <w:p>
@@ -155,7 +167,43 @@
           <w:sz w:val="24"/>
           <w:szCs w:val="24"/>
         </w:rPr>
-        <w:t>The PlayerController script enables the player to move forward and backward and rotate left and right based on keyboard input. The player's movement is managed using a CharacterController for smooth navigation and collision handling.</w:t>
+        <w:t xml:space="preserve">The </w:t>
+      </w:r>
+      <w:proofErr w:type="spellStart"/>
+      <w:r>
+        <w:rPr>
+          <w:rFonts w:ascii="Sans Serif Collection" w:hAnsi="Sans Serif Collection" w:cs="Sans Serif Collection"/>
+          <w:sz w:val="24"/>
+          <w:szCs w:val="24"/>
+        </w:rPr>
+        <w:t>PlayerController</w:t>
+      </w:r>
+      <w:proofErr w:type="spellEnd"/>
+      <w:r>
+        <w:rPr>
+          <w:rFonts w:ascii="Sans Serif Collection" w:hAnsi="Sans Serif Collection" w:cs="Sans Serif Collection"/>
+          <w:sz w:val="24"/>
+          <w:szCs w:val="24"/>
+        </w:rPr>
+        <w:t xml:space="preserve"> script enables the player to rotate left and right based on keyboard input. The player's movement is managed using a </w:t>
+      </w:r>
+      <w:proofErr w:type="spellStart"/>
+      <w:r>
+        <w:rPr>
+          <w:rFonts w:ascii="Sans Serif Collection" w:hAnsi="Sans Serif Collection" w:cs="Sans Serif Collection"/>
+          <w:sz w:val="24"/>
+          <w:szCs w:val="24"/>
+        </w:rPr>
+        <w:t>CharacterController</w:t>
+      </w:r>
+      <w:proofErr w:type="spellEnd"/>
+      <w:r>
+        <w:rPr>
+          <w:rFonts w:ascii="Sans Serif Collection" w:hAnsi="Sans Serif Collection" w:cs="Sans Serif Collection"/>
+          <w:sz w:val="24"/>
+          <w:szCs w:val="24"/>
+        </w:rPr>
+        <w:t xml:space="preserve"> for smooth navigation and collision handling.</w:t>
       </w:r>
     </w:p>
     <w:p>
@@ -263,17 +311,7 @@
           <w:sz w:val="24"/>
           <w:szCs w:val="24"/>
         </w:rPr>
-        <w:t>Rotation:</w:t>
-      </w:r>
-      <w:r>
-        <w:rPr>
-          <w:rFonts w:ascii="Sans Serif Collection" w:hAnsi="Sans Serif Collection" w:cs="Sans Serif Collection"/>
-          <w:b/>
-          <w:bCs/>
-          <w:sz w:val="24"/>
-          <w:szCs w:val="24"/>
-        </w:rPr>
-        <w:t xml:space="preserve"> </w:t>
+        <w:t xml:space="preserve">Rotation: </w:t>
       </w:r>
       <w:r>
         <w:rPr>
@@ -289,56 +327,27 @@
           <w:sz w:val="24"/>
           <w:szCs w:val="24"/>
         </w:rPr>
-        <w:t xml:space="preserve"> </w:t>
-      </w:r>
-      <w:r>
-        <w:rPr>
-          <w:rFonts w:ascii="Sans Serif Collection" w:hAnsi="Sans Serif Collection" w:cs="Sans Serif Collection"/>
-          <w:sz w:val="24"/>
-          <w:szCs w:val="24"/>
-        </w:rPr>
-        <w:t>=</w:t>
-      </w:r>
-      <w:r>
-        <w:rPr>
-          <w:rFonts w:ascii="Sans Serif Collection" w:hAnsi="Sans Serif Collection" w:cs="Sans Serif Collection"/>
-          <w:sz w:val="24"/>
-          <w:szCs w:val="24"/>
-        </w:rPr>
-        <w:t xml:space="preserve"> </w:t>
-      </w:r>
-      <w:r>
-        <w:rPr>
-          <w:rFonts w:ascii="Sans Serif Collection" w:hAnsi="Sans Serif Collection" w:cs="Sans Serif Collection"/>
-          <w:sz w:val="24"/>
-          <w:szCs w:val="24"/>
-        </w:rPr>
-        <w:t>Input.GetAxis("Horizontal")</w:t>
-      </w:r>
-      <w:r>
-        <w:rPr>
-          <w:rFonts w:ascii="Sans Serif Collection" w:hAnsi="Sans Serif Collection" w:cs="Sans Serif Collection"/>
-          <w:sz w:val="24"/>
-          <w:szCs w:val="24"/>
-        </w:rPr>
-        <w:t xml:space="preserve"> </w:t>
-      </w:r>
-      <w:r>
-        <w:rPr>
-          <w:rFonts w:ascii="Sans Serif Collection" w:hAnsi="Sans Serif Collection" w:cs="Sans Serif Collection"/>
-          <w:sz w:val="24"/>
-          <w:szCs w:val="24"/>
-        </w:rPr>
-        <w:t>×</w:t>
-      </w:r>
-      <w:r>
-        <w:rPr>
-          <w:rFonts w:ascii="Sans Serif Collection" w:hAnsi="Sans Serif Collection" w:cs="Sans Serif Collection"/>
-          <w:sz w:val="24"/>
-          <w:szCs w:val="24"/>
-        </w:rPr>
-        <w:t xml:space="preserve"> </w:t>
-      </w:r>
+        <w:t xml:space="preserve"> = </w:t>
+      </w:r>
+      <w:proofErr w:type="spellStart"/>
+      <w:r>
+        <w:rPr>
+          <w:rFonts w:ascii="Sans Serif Collection" w:hAnsi="Sans Serif Collection" w:cs="Sans Serif Collection"/>
+          <w:sz w:val="24"/>
+          <w:szCs w:val="24"/>
+        </w:rPr>
+        <w:t>Input.GetAxis</w:t>
+      </w:r>
+      <w:proofErr w:type="spellEnd"/>
+      <w:r>
+        <w:rPr>
+          <w:rFonts w:ascii="Sans Serif Collection" w:hAnsi="Sans Serif Collection" w:cs="Sans Serif Collection"/>
+          <w:sz w:val="24"/>
+          <w:szCs w:val="24"/>
+        </w:rPr>
+        <w:t xml:space="preserve">("Horizontal") × </w:t>
+      </w:r>
+      <w:proofErr w:type="spellStart"/>
       <w:r>
         <w:rPr>
           <w:rFonts w:ascii="Sans Serif Collection" w:hAnsi="Sans Serif Collection" w:cs="Sans Serif Collection"/>
@@ -347,6 +356,7 @@
         </w:rPr>
         <w:t>rotateSpeed</w:t>
       </w:r>
+      <w:proofErr w:type="spellEnd"/>
     </w:p>
     <w:p>
       <w:pPr>
@@ -379,15 +389,16 @@
           <w:sz w:val="24"/>
           <w:szCs w:val="24"/>
         </w:rPr>
-        <w:t xml:space="preserve">The rotation angle </w:t>
-      </w:r>
-      <w:r>
-        <w:rPr>
-          <w:rFonts w:ascii="Sans Serif Collection" w:hAnsi="Sans Serif Collection" w:cs="Sans Serif Collection"/>
-          <w:sz w:val="24"/>
-          <w:szCs w:val="24"/>
-        </w:rPr>
-        <w:t xml:space="preserve"> </w:t>
+        <w:t xml:space="preserve">The rotation </w:t>
+      </w:r>
+      <w:proofErr w:type="gramStart"/>
+      <w:r>
+        <w:rPr>
+          <w:rFonts w:ascii="Sans Serif Collection" w:hAnsi="Sans Serif Collection" w:cs="Sans Serif Collection"/>
+          <w:sz w:val="24"/>
+          <w:szCs w:val="24"/>
+        </w:rPr>
+        <w:t xml:space="preserve">angle  </w:t>
       </w:r>
       <w:r>
         <w:rPr>
@@ -397,21 +408,14 @@
         </w:rPr>
         <w:t>𝜃</w:t>
       </w:r>
-      <w:r>
-        <w:rPr>
-          <w:rFonts w:ascii="Sans Serif Collection" w:hAnsi="Sans Serif Collection" w:cs="Sans Serif Collection"/>
-          <w:sz w:val="24"/>
-          <w:szCs w:val="24"/>
-        </w:rPr>
-        <w:t xml:space="preserve"> </w:t>
-      </w:r>
-      <w:r>
-        <w:rPr>
-          <w:rFonts w:ascii="Sans Serif Collection" w:hAnsi="Sans Serif Collection" w:cs="Sans Serif Collection"/>
-          <w:sz w:val="24"/>
-          <w:szCs w:val="24"/>
-        </w:rPr>
-        <w:t xml:space="preserve"> is determined by the horizontal input multiplied by the rotation speed. This updates the player's orientation.</w:t>
+      <w:proofErr w:type="gramEnd"/>
+      <w:r>
+        <w:rPr>
+          <w:rFonts w:ascii="Sans Serif Collection" w:hAnsi="Sans Serif Collection" w:cs="Sans Serif Collection"/>
+          <w:sz w:val="24"/>
+          <w:szCs w:val="24"/>
+        </w:rPr>
+        <w:t xml:space="preserve">  is determined by the horizontal input multiplied by the rotation speed. This updates the player's orientation.</w:t>
       </w:r>
     </w:p>
     <w:p>
@@ -437,89 +441,59 @@
           <w:sz w:val="24"/>
           <w:szCs w:val="24"/>
         </w:rPr>
-        <w:t>Linear Velocity:</w:t>
-      </w:r>
-      <w:r>
-        <w:rPr>
-          <w:rFonts w:ascii="Sans Serif Collection" w:hAnsi="Sans Serif Collection" w:cs="Sans Serif Collection"/>
-          <w:b/>
-          <w:bCs/>
+        <w:t xml:space="preserve">Linear Velocity: </w:t>
+      </w:r>
+      <w:r>
+        <w:rPr>
+          <w:rFonts w:ascii="Cambria Math" w:hAnsi="Cambria Math" w:cs="Cambria Math"/>
+          <w:sz w:val="24"/>
+          <w:szCs w:val="24"/>
+        </w:rPr>
+        <w:t>𝑣</w:t>
+      </w:r>
+      <w:r>
+        <w:rPr>
+          <w:rFonts w:ascii="Sans Serif Collection" w:hAnsi="Sans Serif Collection" w:cs="Sans Serif Collection"/>
+          <w:sz w:val="24"/>
+          <w:szCs w:val="24"/>
+        </w:rPr>
+        <w:t xml:space="preserve"> = </w:t>
+      </w:r>
+      <w:proofErr w:type="gramStart"/>
+      <w:r>
+        <w:rPr>
+          <w:rFonts w:ascii="Sans Serif Collection" w:hAnsi="Sans Serif Collection" w:cs="Sans Serif Collection"/>
+          <w:sz w:val="24"/>
+          <w:szCs w:val="24"/>
+        </w:rPr>
+        <w:t>speed  ×</w:t>
+      </w:r>
+      <w:proofErr w:type="gramEnd"/>
+      <w:r>
+        <w:rPr>
+          <w:rFonts w:ascii="Sans Serif Collection" w:hAnsi="Sans Serif Collection" w:cs="Sans Serif Collection"/>
           <w:sz w:val="24"/>
           <w:szCs w:val="24"/>
         </w:rPr>
         <w:t xml:space="preserve"> </w:t>
       </w:r>
-      <w:r>
-        <w:rPr>
-          <w:rFonts w:ascii="Cambria Math" w:hAnsi="Cambria Math" w:cs="Cambria Math"/>
-          <w:sz w:val="24"/>
-          <w:szCs w:val="24"/>
-        </w:rPr>
-        <w:t>𝑣</w:t>
-      </w:r>
-      <w:r>
-        <w:rPr>
-          <w:rFonts w:ascii="Sans Serif Collection" w:hAnsi="Sans Serif Collection" w:cs="Sans Serif Collection"/>
-          <w:sz w:val="24"/>
-          <w:szCs w:val="24"/>
-        </w:rPr>
-        <w:t xml:space="preserve"> </w:t>
-      </w:r>
-      <w:r>
-        <w:rPr>
-          <w:rFonts w:ascii="Sans Serif Collection" w:hAnsi="Sans Serif Collection" w:cs="Sans Serif Collection"/>
-          <w:sz w:val="24"/>
-          <w:szCs w:val="24"/>
-        </w:rPr>
-        <w:t>=</w:t>
-      </w:r>
-      <w:r>
-        <w:rPr>
-          <w:rFonts w:ascii="Sans Serif Collection" w:hAnsi="Sans Serif Collection" w:cs="Sans Serif Collection"/>
-          <w:sz w:val="24"/>
-          <w:szCs w:val="24"/>
-        </w:rPr>
-        <w:t xml:space="preserve"> </w:t>
-      </w:r>
-      <w:r>
-        <w:rPr>
-          <w:rFonts w:ascii="Sans Serif Collection" w:hAnsi="Sans Serif Collection" w:cs="Sans Serif Collection"/>
-          <w:sz w:val="24"/>
-          <w:szCs w:val="24"/>
-        </w:rPr>
-        <w:t>speed</w:t>
-      </w:r>
-      <w:r>
-        <w:rPr>
-          <w:rFonts w:ascii="Sans Serif Collection" w:hAnsi="Sans Serif Collection" w:cs="Sans Serif Collection"/>
-          <w:sz w:val="24"/>
-          <w:szCs w:val="24"/>
-        </w:rPr>
-        <w:t xml:space="preserve">  </w:t>
-      </w:r>
-      <w:r>
-        <w:rPr>
-          <w:rFonts w:ascii="Sans Serif Collection" w:hAnsi="Sans Serif Collection" w:cs="Sans Serif Collection"/>
-          <w:sz w:val="24"/>
-          <w:szCs w:val="24"/>
-        </w:rPr>
-        <w:t>×</w:t>
-      </w:r>
-      <w:r>
-        <w:rPr>
-          <w:rFonts w:ascii="Sans Serif Collection" w:hAnsi="Sans Serif Collection" w:cs="Sans Serif Collection"/>
-          <w:sz w:val="24"/>
-          <w:szCs w:val="24"/>
-        </w:rPr>
-        <w:t xml:space="preserve"> </w:t>
-      </w:r>
-      <w:r>
-        <w:rPr>
-          <w:rFonts w:ascii="Sans Serif Collection" w:hAnsi="Sans Serif Collection" w:cs="Sans Serif Collection"/>
-          <w:sz w:val="24"/>
-          <w:szCs w:val="24"/>
-        </w:rPr>
-        <w:t>Input.GetAxis("Vertical")</w:t>
+      <w:proofErr w:type="spellStart"/>
+      <w:r>
+        <w:rPr>
+          <w:rFonts w:ascii="Sans Serif Collection" w:hAnsi="Sans Serif Collection" w:cs="Sans Serif Collection"/>
+          <w:sz w:val="24"/>
+          <w:szCs w:val="24"/>
+        </w:rPr>
+        <w:t>Input.GetAxis</w:t>
+      </w:r>
+      <w:proofErr w:type="spellEnd"/>
+      <w:r>
+        <w:rPr>
+          <w:rFonts w:ascii="Sans Serif Collection" w:hAnsi="Sans Serif Collection" w:cs="Sans Serif Collection"/>
+          <w:sz w:val="24"/>
+          <w:szCs w:val="24"/>
+        </w:rPr>
+        <w:t>("Vertical")</w:t>
       </w:r>
     </w:p>
     <w:p>
@@ -555,6 +529,7 @@
         </w:rPr>
         <w:t xml:space="preserve">The player's speed </w:t>
       </w:r>
+      <w:proofErr w:type="gramStart"/>
       <w:r>
         <w:rPr>
           <w:rFonts w:ascii="Cambria Math" w:hAnsi="Cambria Math" w:cs="Cambria Math"/>
@@ -569,15 +544,16 @@
           <w:sz w:val="24"/>
           <w:szCs w:val="24"/>
         </w:rPr>
-        <w:t xml:space="preserve"> </w:t>
-      </w:r>
-      <w:r>
-        <w:rPr>
-          <w:rFonts w:ascii="Sans Serif Collection" w:hAnsi="Sans Serif Collection" w:cs="Sans Serif Collection"/>
-          <w:sz w:val="24"/>
-          <w:szCs w:val="24"/>
-        </w:rPr>
-        <w:t xml:space="preserve"> in the forward direction is controlled by the vertical input.</w:t>
+        <w:t xml:space="preserve">  in</w:t>
+      </w:r>
+      <w:proofErr w:type="gramEnd"/>
+      <w:r>
+        <w:rPr>
+          <w:rFonts w:ascii="Sans Serif Collection" w:hAnsi="Sans Serif Collection" w:cs="Sans Serif Collection"/>
+          <w:sz w:val="24"/>
+          <w:szCs w:val="24"/>
+        </w:rPr>
+        <w:t xml:space="preserve"> the forward direction is controlled by the vertical input.</w:t>
       </w:r>
     </w:p>
     <w:p>
@@ -628,6 +604,7 @@
         </w:rPr>
         <w:t xml:space="preserve"> </w:t>
       </w:r>
+      <w:proofErr w:type="spellStart"/>
       <w:r>
         <w:rPr>
           <w:rFonts w:ascii="Sans Serif Collection" w:hAnsi="Sans Serif Collection" w:cs="Sans Serif Collection"/>
@@ -636,21 +613,52 @@
         </w:rPr>
         <w:t>worldDirection</w:t>
       </w:r>
-      <w:r>
-        <w:rPr>
-          <w:rFonts w:ascii="Sans Serif Collection" w:hAnsi="Sans Serif Collection" w:cs="Sans Serif Collection"/>
-          <w:sz w:val="24"/>
-          <w:szCs w:val="24"/>
-        </w:rPr>
-        <w:t xml:space="preserve"> </w:t>
-      </w:r>
-      <w:r>
-        <w:rPr>
-          <w:rFonts w:ascii="Sans Serif Collection" w:hAnsi="Sans Serif Collection" w:cs="Sans Serif Collection"/>
-          <w:sz w:val="24"/>
-          <w:szCs w:val="24"/>
-        </w:rPr>
-        <w:t>=transform.TransformDirection(localDirection)</w:t>
+      <w:proofErr w:type="spellEnd"/>
+      <w:r>
+        <w:rPr>
+          <w:rFonts w:ascii="Sans Serif Collection" w:hAnsi="Sans Serif Collection" w:cs="Sans Serif Collection"/>
+          <w:sz w:val="24"/>
+          <w:szCs w:val="24"/>
+        </w:rPr>
+        <w:t xml:space="preserve"> =</w:t>
+      </w:r>
+      <w:proofErr w:type="spellStart"/>
+      <w:proofErr w:type="gramStart"/>
+      <w:r>
+        <w:rPr>
+          <w:rFonts w:ascii="Sans Serif Collection" w:hAnsi="Sans Serif Collection" w:cs="Sans Serif Collection"/>
+          <w:sz w:val="24"/>
+          <w:szCs w:val="24"/>
+        </w:rPr>
+        <w:t>transform.TransformDirection</w:t>
+      </w:r>
+      <w:proofErr w:type="spellEnd"/>
+      <w:proofErr w:type="gramEnd"/>
+      <w:r>
+        <w:rPr>
+          <w:rFonts w:ascii="Sans Serif Collection" w:hAnsi="Sans Serif Collection" w:cs="Sans Serif Collection"/>
+          <w:sz w:val="24"/>
+          <w:szCs w:val="24"/>
+        </w:rPr>
+        <w:t>(</w:t>
+      </w:r>
+      <w:proofErr w:type="spellStart"/>
+      <w:r>
+        <w:rPr>
+          <w:rFonts w:ascii="Sans Serif Collection" w:hAnsi="Sans Serif Collection" w:cs="Sans Serif Collection"/>
+          <w:sz w:val="24"/>
+          <w:szCs w:val="24"/>
+        </w:rPr>
+        <w:t>localDirection</w:t>
+      </w:r>
+      <w:proofErr w:type="spellEnd"/>
+      <w:r>
+        <w:rPr>
+          <w:rFonts w:ascii="Sans Serif Collection" w:hAnsi="Sans Serif Collection" w:cs="Sans Serif Collection"/>
+          <w:sz w:val="24"/>
+          <w:szCs w:val="24"/>
+        </w:rPr>
+        <w:t>)</w:t>
       </w:r>
     </w:p>
     <w:p>
@@ -697,6 +705,7 @@
           <w:szCs w:val="28"/>
         </w:rPr>
       </w:pPr>
+      <w:proofErr w:type="spellStart"/>
       <w:r>
         <w:rPr>
           <w:rFonts w:ascii="Sans Serif Collection" w:hAnsi="Sans Serif Collection" w:cs="Sans Serif Collection"/>
@@ -705,7 +714,18 @@
           <w:sz w:val="28"/>
           <w:szCs w:val="28"/>
         </w:rPr>
-        <w:t>DefenderAI Script Overview</w:t>
+        <w:t>DefenderAI</w:t>
+      </w:r>
+      <w:proofErr w:type="spellEnd"/>
+      <w:r>
+        <w:rPr>
+          <w:rFonts w:ascii="Sans Serif Collection" w:hAnsi="Sans Serif Collection" w:cs="Sans Serif Collection"/>
+          <w:b/>
+          <w:bCs/>
+          <w:sz w:val="28"/>
+          <w:szCs w:val="28"/>
+        </w:rPr>
+        <w:t xml:space="preserve"> Script Overview</w:t>
       </w:r>
     </w:p>
     <w:p>
@@ -789,15 +809,7 @@
           <w:sz w:val="24"/>
           <w:szCs w:val="24"/>
         </w:rPr>
-        <w:t xml:space="preserve">, </w:t>
-      </w:r>
-      <w:r>
-        <w:rPr>
-          <w:rFonts w:ascii="Sans Serif Collection" w:hAnsi="Sans Serif Collection" w:cs="Sans Serif Collection"/>
-          <w:sz w:val="24"/>
-          <w:szCs w:val="24"/>
-        </w:rPr>
-        <w:t>2m away from the player</w:t>
+        <w:t>, 2m away from the player</w:t>
       </w:r>
       <w:r>
         <w:rPr>
@@ -950,6 +962,7 @@
           <w:rFonts w:ascii="Sans Serif Collection" w:hAnsi="Sans Serif Collection" w:cs="Sans Serif Collection"/>
           <w:b/>
           <w:bCs/>
+          <w:noProof/>
           <w:sz w:val="24"/>
           <w:szCs w:val="24"/>
         </w:rPr>
@@ -1034,17 +1047,7 @@
           <w:sz w:val="24"/>
           <w:szCs w:val="24"/>
         </w:rPr>
-        <w:t>Distance Calculation:</w:t>
-      </w:r>
-      <w:r>
-        <w:rPr>
-          <w:rFonts w:ascii="Sans Serif Collection" w:hAnsi="Sans Serif Collection" w:cs="Sans Serif Collection"/>
-          <w:b/>
-          <w:bCs/>
-          <w:sz w:val="24"/>
-          <w:szCs w:val="24"/>
-        </w:rPr>
-        <w:t xml:space="preserve"> </w:t>
+        <w:t xml:space="preserve">Distance Calculation: </w:t>
       </w:r>
     </w:p>
     <w:p>
@@ -1112,8 +1115,42 @@
           <w:sz w:val="24"/>
           <w:szCs w:val="24"/>
         </w:rPr>
-        <w:t>float distance = directionToPlayer.magnitude;</w:t>
-      </w:r>
+        <w:t xml:space="preserve">float distance = </w:t>
+      </w:r>
+      <w:proofErr w:type="spellStart"/>
+      <w:r>
+        <w:rPr>
+          <w:rFonts w:ascii="Sans Serif Collection" w:hAnsi="Sans Serif Collection" w:cs="Sans Serif Collection"/>
+          <w:i/>
+          <w:iCs/>
+          <w:sz w:val="24"/>
+          <w:szCs w:val="24"/>
+        </w:rPr>
+        <w:t>directionToPlayer.</w:t>
+      </w:r>
+      <w:proofErr w:type="gramStart"/>
+      <w:r>
+        <w:rPr>
+          <w:rFonts w:ascii="Sans Serif Collection" w:hAnsi="Sans Serif Collection" w:cs="Sans Serif Collection"/>
+          <w:i/>
+          <w:iCs/>
+          <w:sz w:val="24"/>
+          <w:szCs w:val="24"/>
+        </w:rPr>
+        <w:t>magnitude</w:t>
+      </w:r>
+      <w:proofErr w:type="spellEnd"/>
+      <w:r>
+        <w:rPr>
+          <w:rFonts w:ascii="Sans Serif Collection" w:hAnsi="Sans Serif Collection" w:cs="Sans Serif Collection"/>
+          <w:i/>
+          <w:iCs/>
+          <w:sz w:val="24"/>
+          <w:szCs w:val="24"/>
+        </w:rPr>
+        <w:t>;</w:t>
+      </w:r>
+      <w:proofErr w:type="gramEnd"/>
     </w:p>
     <w:p>
       <w:pPr>
@@ -1169,15 +1206,7 @@
           <w:sz w:val="24"/>
           <w:szCs w:val="24"/>
         </w:rPr>
-        <w:t xml:space="preserve">  </w:t>
-      </w:r>
-      <w:r>
-        <w:rPr>
-          <w:rFonts w:ascii="Sans Serif Collection" w:hAnsi="Sans Serif Collection" w:cs="Sans Serif Collection"/>
-          <w:sz w:val="24"/>
-          <w:szCs w:val="24"/>
-        </w:rPr>
-        <w:t>between the player and the defender on the horizontal plane.</w:t>
+        <w:t xml:space="preserve">  between the player and the defender on the horizontal plane.</w:t>
       </w:r>
     </w:p>
     <w:p>
@@ -1245,6 +1274,7 @@
           <w:rFonts w:ascii="Sans Serif Collection" w:hAnsi="Sans Serif Collection" w:cs="Sans Serif Collection"/>
           <w:b/>
           <w:bCs/>
+          <w:noProof/>
           <w:sz w:val="24"/>
           <w:szCs w:val="24"/>
         </w:rPr>
@@ -1400,8 +1430,64 @@
           <w:sz w:val="24"/>
           <w:szCs w:val="24"/>
         </w:rPr>
-        <w:t>Vector3 moveDirection = directionToPlayer.normalized;</w:t>
-      </w:r>
+        <w:t xml:space="preserve">Vector3 </w:t>
+      </w:r>
+      <w:proofErr w:type="spellStart"/>
+      <w:r>
+        <w:rPr>
+          <w:rFonts w:ascii="Sans Serif Collection" w:hAnsi="Sans Serif Collection" w:cs="Sans Serif Collection"/>
+          <w:i/>
+          <w:iCs/>
+          <w:sz w:val="24"/>
+          <w:szCs w:val="24"/>
+        </w:rPr>
+        <w:t>moveDirection</w:t>
+      </w:r>
+      <w:proofErr w:type="spellEnd"/>
+      <w:r>
+        <w:rPr>
+          <w:rFonts w:ascii="Sans Serif Collection" w:hAnsi="Sans Serif Collection" w:cs="Sans Serif Collection"/>
+          <w:i/>
+          <w:iCs/>
+          <w:sz w:val="24"/>
+          <w:szCs w:val="24"/>
+        </w:rPr>
+        <w:t xml:space="preserve"> = </w:t>
+      </w:r>
+      <w:proofErr w:type="spellStart"/>
+      <w:r>
+        <w:rPr>
+          <w:rFonts w:ascii="Sans Serif Collection" w:hAnsi="Sans Serif Collection" w:cs="Sans Serif Collection"/>
+          <w:i/>
+          <w:iCs/>
+          <w:sz w:val="24"/>
+          <w:szCs w:val="24"/>
+        </w:rPr>
+        <w:t>directionToPlayer.</w:t>
+      </w:r>
+      <w:proofErr w:type="gramStart"/>
+      <w:r>
+        <w:rPr>
+          <w:rFonts w:ascii="Sans Serif Collection" w:hAnsi="Sans Serif Collection" w:cs="Sans Serif Collection"/>
+          <w:i/>
+          <w:iCs/>
+          <w:sz w:val="24"/>
+          <w:szCs w:val="24"/>
+        </w:rPr>
+        <w:t>normalized</w:t>
+      </w:r>
+      <w:proofErr w:type="spellEnd"/>
+      <w:r>
+        <w:rPr>
+          <w:rFonts w:ascii="Sans Serif Collection" w:hAnsi="Sans Serif Collection" w:cs="Sans Serif Collection"/>
+          <w:i/>
+          <w:iCs/>
+          <w:sz w:val="24"/>
+          <w:szCs w:val="24"/>
+        </w:rPr>
+        <w:t>;</w:t>
+      </w:r>
+      <w:proofErr w:type="gramEnd"/>
     </w:p>
     <w:p>
       <w:pPr>
@@ -1447,15 +1533,7 @@
           <w:sz w:val="24"/>
           <w:szCs w:val="24"/>
         </w:rPr>
-        <w:t xml:space="preserve">   </w:t>
-      </w:r>
-      <w:r>
-        <w:rPr>
-          <w:rFonts w:ascii="Sans Serif Collection" w:hAnsi="Sans Serif Collection" w:cs="Sans Serif Collection"/>
-          <w:sz w:val="24"/>
-          <w:szCs w:val="24"/>
-        </w:rPr>
-        <w:t>is normalized to have a magnitude of 1, preserving direction but making it unit length.</w:t>
+        <w:t xml:space="preserve">   is normalized to have a magnitude of 1, preserving direction but making it unit length.</w:t>
       </w:r>
     </w:p>
     <w:p>
@@ -1469,6 +1547,9 @@
         </w:rPr>
       </w:pPr>
       <w:r>
+        <w:rPr>
+          <w:noProof/>
+        </w:rPr>
         <w:drawing>
           <wp:anchor distT="0" distB="0" distL="114300" distR="114300" simplePos="0" relativeHeight="251667456" behindDoc="1" locked="0" layoutInCell="1" allowOverlap="1" wp14:anchorId="6E7F4519" wp14:editId="68C92F59">
             <wp:simplePos x="0" y="0"/>
@@ -1627,8 +1708,64 @@
           <w:sz w:val="24"/>
           <w:szCs w:val="24"/>
         </w:rPr>
-        <w:t>Vector3 moveDirection = directionToPlayer.normalized * (distance - distanceToMaintain);</w:t>
-      </w:r>
+        <w:t xml:space="preserve">Vector3 </w:t>
+      </w:r>
+      <w:proofErr w:type="spellStart"/>
+      <w:r>
+        <w:rPr>
+          <w:rFonts w:ascii="Sans Serif Collection" w:hAnsi="Sans Serif Collection" w:cs="Sans Serif Collection"/>
+          <w:sz w:val="24"/>
+          <w:szCs w:val="24"/>
+        </w:rPr>
+        <w:t>moveDirection</w:t>
+      </w:r>
+      <w:proofErr w:type="spellEnd"/>
+      <w:r>
+        <w:rPr>
+          <w:rFonts w:ascii="Sans Serif Collection" w:hAnsi="Sans Serif Collection" w:cs="Sans Serif Collection"/>
+          <w:sz w:val="24"/>
+          <w:szCs w:val="24"/>
+        </w:rPr>
+        <w:t xml:space="preserve"> = </w:t>
+      </w:r>
+      <w:proofErr w:type="spellStart"/>
+      <w:r>
+        <w:rPr>
+          <w:rFonts w:ascii="Sans Serif Collection" w:hAnsi="Sans Serif Collection" w:cs="Sans Serif Collection"/>
+          <w:sz w:val="24"/>
+          <w:szCs w:val="24"/>
+        </w:rPr>
+        <w:t>directionToPlayer.normalized</w:t>
+      </w:r>
+      <w:proofErr w:type="spellEnd"/>
+      <w:r>
+        <w:rPr>
+          <w:rFonts w:ascii="Sans Serif Collection" w:hAnsi="Sans Serif Collection" w:cs="Sans Serif Collection"/>
+          <w:sz w:val="24"/>
+          <w:szCs w:val="24"/>
+        </w:rPr>
+        <w:t xml:space="preserve"> * (distance - </w:t>
+      </w:r>
+      <w:proofErr w:type="spellStart"/>
+      <w:r>
+        <w:rPr>
+          <w:rFonts w:ascii="Sans Serif Collection" w:hAnsi="Sans Serif Collection" w:cs="Sans Serif Collection"/>
+          <w:sz w:val="24"/>
+          <w:szCs w:val="24"/>
+        </w:rPr>
+        <w:t>distanceToMaintain</w:t>
+      </w:r>
+      <w:proofErr w:type="spellEnd"/>
+      <w:proofErr w:type="gramStart"/>
+      <w:r>
+        <w:rPr>
+          <w:rFonts w:ascii="Sans Serif Collection" w:hAnsi="Sans Serif Collection" w:cs="Sans Serif Collection"/>
+          <w:sz w:val="24"/>
+          <w:szCs w:val="24"/>
+        </w:rPr>
+        <w:t>);</w:t>
+      </w:r>
+      <w:proofErr w:type="gramEnd"/>
     </w:p>
     <w:p>
       <w:pPr>
@@ -1643,13 +1780,61 @@
           <w:szCs w:val="24"/>
         </w:rPr>
       </w:pPr>
-      <w:r>
-        <w:rPr>
-          <w:rFonts w:ascii="Sans Serif Collection" w:hAnsi="Sans Serif Collection" w:cs="Sans Serif Collection"/>
-          <w:sz w:val="24"/>
-          <w:szCs w:val="24"/>
-        </w:rPr>
-        <w:t>controller.Move(moveDirection * speed * Time.deltaTime);</w:t>
+      <w:proofErr w:type="spellStart"/>
+      <w:proofErr w:type="gramStart"/>
+      <w:r>
+        <w:rPr>
+          <w:rFonts w:ascii="Sans Serif Collection" w:hAnsi="Sans Serif Collection" w:cs="Sans Serif Collection"/>
+          <w:sz w:val="24"/>
+          <w:szCs w:val="24"/>
+        </w:rPr>
+        <w:t>controller.Move</w:t>
+      </w:r>
+      <w:proofErr w:type="spellEnd"/>
+      <w:proofErr w:type="gramEnd"/>
+      <w:r>
+        <w:rPr>
+          <w:rFonts w:ascii="Sans Serif Collection" w:hAnsi="Sans Serif Collection" w:cs="Sans Serif Collection"/>
+          <w:sz w:val="24"/>
+          <w:szCs w:val="24"/>
+        </w:rPr>
+        <w:t>(</w:t>
+      </w:r>
+      <w:proofErr w:type="spellStart"/>
+      <w:r>
+        <w:rPr>
+          <w:rFonts w:ascii="Sans Serif Collection" w:hAnsi="Sans Serif Collection" w:cs="Sans Serif Collection"/>
+          <w:sz w:val="24"/>
+          <w:szCs w:val="24"/>
+        </w:rPr>
+        <w:t>moveDirection</w:t>
+      </w:r>
+      <w:proofErr w:type="spellEnd"/>
+      <w:r>
+        <w:rPr>
+          <w:rFonts w:ascii="Sans Serif Collection" w:hAnsi="Sans Serif Collection" w:cs="Sans Serif Collection"/>
+          <w:sz w:val="24"/>
+          <w:szCs w:val="24"/>
+        </w:rPr>
+        <w:t xml:space="preserve"> * speed * </w:t>
+      </w:r>
+      <w:proofErr w:type="spellStart"/>
+      <w:r>
+        <w:rPr>
+          <w:rFonts w:ascii="Sans Serif Collection" w:hAnsi="Sans Serif Collection" w:cs="Sans Serif Collection"/>
+          <w:sz w:val="24"/>
+          <w:szCs w:val="24"/>
+        </w:rPr>
+        <w:t>Time.deltaTime</w:t>
+      </w:r>
+      <w:proofErr w:type="spellEnd"/>
+      <w:r>
+        <w:rPr>
+          <w:rFonts w:ascii="Sans Serif Collection" w:hAnsi="Sans Serif Collection" w:cs="Sans Serif Collection"/>
+          <w:sz w:val="24"/>
+          <w:szCs w:val="24"/>
+        </w:rPr>
+        <w:t>);</w:t>
       </w:r>
     </w:p>
     <w:p>
@@ -1765,6 +1950,7 @@
           <w:rFonts w:ascii="Sans Serif Collection" w:hAnsi="Sans Serif Collection" w:cs="Sans Serif Collection"/>
           <w:b/>
           <w:bCs/>
+          <w:noProof/>
           <w:sz w:val="24"/>
           <w:szCs w:val="24"/>
         </w:rPr>
@@ -1910,8 +2096,64 @@
           <w:sz w:val="24"/>
           <w:szCs w:val="24"/>
         </w:rPr>
-        <w:t>float angle = Mathf.Atan2(directionToPlayer.z, directionToPlayer.x) * Mathf.Rad2Deg;</w:t>
-      </w:r>
+        <w:t>float angle = Mathf.Atan2(</w:t>
+      </w:r>
+      <w:proofErr w:type="spellStart"/>
+      <w:r>
+        <w:rPr>
+          <w:rFonts w:ascii="Sans Serif Collection" w:hAnsi="Sans Serif Collection" w:cs="Sans Serif Collection"/>
+          <w:i/>
+          <w:iCs/>
+          <w:sz w:val="24"/>
+          <w:szCs w:val="24"/>
+        </w:rPr>
+        <w:t>directionToPlayer.z</w:t>
+      </w:r>
+      <w:proofErr w:type="spellEnd"/>
+      <w:r>
+        <w:rPr>
+          <w:rFonts w:ascii="Sans Serif Collection" w:hAnsi="Sans Serif Collection" w:cs="Sans Serif Collection"/>
+          <w:i/>
+          <w:iCs/>
+          <w:sz w:val="24"/>
+          <w:szCs w:val="24"/>
+        </w:rPr>
+        <w:t xml:space="preserve">, </w:t>
+      </w:r>
+      <w:proofErr w:type="spellStart"/>
+      <w:r>
+        <w:rPr>
+          <w:rFonts w:ascii="Sans Serif Collection" w:hAnsi="Sans Serif Collection" w:cs="Sans Serif Collection"/>
+          <w:i/>
+          <w:iCs/>
+          <w:sz w:val="24"/>
+          <w:szCs w:val="24"/>
+        </w:rPr>
+        <w:t>directionToPlayer.x</w:t>
+      </w:r>
+      <w:proofErr w:type="spellEnd"/>
+      <w:r>
+        <w:rPr>
+          <w:rFonts w:ascii="Sans Serif Collection" w:hAnsi="Sans Serif Collection" w:cs="Sans Serif Collection"/>
+          <w:i/>
+          <w:iCs/>
+          <w:sz w:val="24"/>
+          <w:szCs w:val="24"/>
+        </w:rPr>
+        <w:t>) * Mathf.</w:t>
+      </w:r>
+      <w:proofErr w:type="gramStart"/>
+      <w:r>
+        <w:rPr>
+          <w:rFonts w:ascii="Sans Serif Collection" w:hAnsi="Sans Serif Collection" w:cs="Sans Serif Collection"/>
+          <w:i/>
+          <w:iCs/>
+          <w:sz w:val="24"/>
+          <w:szCs w:val="24"/>
+        </w:rPr>
+        <w:t>Rad2Deg;</w:t>
+      </w:r>
+      <w:proofErr w:type="gramEnd"/>
     </w:p>
     <w:p>
       <w:pPr>
@@ -1975,6 +2217,7 @@
           <w:rFonts w:ascii="Sans Serif Collection" w:hAnsi="Sans Serif Collection" w:cs="Sans Serif Collection"/>
           <w:b/>
           <w:bCs/>
+          <w:noProof/>
           <w:sz w:val="24"/>
           <w:szCs w:val="24"/>
         </w:rPr>
@@ -2115,8 +2358,64 @@
           <w:sz w:val="24"/>
           <w:szCs w:val="24"/>
         </w:rPr>
-        <w:t>Quaternion targetRotation = Quaternion.Euler(0, -angle + 90, 0);</w:t>
-      </w:r>
+        <w:t xml:space="preserve">Quaternion </w:t>
+      </w:r>
+      <w:proofErr w:type="spellStart"/>
+      <w:r>
+        <w:rPr>
+          <w:rFonts w:ascii="Sans Serif Collection" w:hAnsi="Sans Serif Collection" w:cs="Sans Serif Collection"/>
+          <w:i/>
+          <w:iCs/>
+          <w:sz w:val="24"/>
+          <w:szCs w:val="24"/>
+        </w:rPr>
+        <w:t>targetRotation</w:t>
+      </w:r>
+      <w:proofErr w:type="spellEnd"/>
+      <w:r>
+        <w:rPr>
+          <w:rFonts w:ascii="Sans Serif Collection" w:hAnsi="Sans Serif Collection" w:cs="Sans Serif Collection"/>
+          <w:i/>
+          <w:iCs/>
+          <w:sz w:val="24"/>
+          <w:szCs w:val="24"/>
+        </w:rPr>
+        <w:t xml:space="preserve"> = </w:t>
+      </w:r>
+      <w:proofErr w:type="spellStart"/>
+      <w:r>
+        <w:rPr>
+          <w:rFonts w:ascii="Sans Serif Collection" w:hAnsi="Sans Serif Collection" w:cs="Sans Serif Collection"/>
+          <w:i/>
+          <w:iCs/>
+          <w:sz w:val="24"/>
+          <w:szCs w:val="24"/>
+        </w:rPr>
+        <w:t>Quaternion.Euler</w:t>
+      </w:r>
+      <w:proofErr w:type="spellEnd"/>
+      <w:r>
+        <w:rPr>
+          <w:rFonts w:ascii="Sans Serif Collection" w:hAnsi="Sans Serif Collection" w:cs="Sans Serif Collection"/>
+          <w:i/>
+          <w:iCs/>
+          <w:sz w:val="24"/>
+          <w:szCs w:val="24"/>
+        </w:rPr>
+        <w:t>(0, -angle + 90, 0</w:t>
+      </w:r>
+      <w:proofErr w:type="gramStart"/>
+      <w:r>
+        <w:rPr>
+          <w:rFonts w:ascii="Sans Serif Collection" w:hAnsi="Sans Serif Collection" w:cs="Sans Serif Collection"/>
+          <w:i/>
+          <w:iCs/>
+          <w:sz w:val="24"/>
+          <w:szCs w:val="24"/>
+        </w:rPr>
+        <w:t>);</w:t>
+      </w:r>
+      <w:proofErr w:type="gramEnd"/>
     </w:p>
     <w:p>
       <w:pPr>
@@ -2161,6 +2460,7 @@
       <w:r>
         <w:rPr>
           <w:rFonts w:ascii="Sans Serif Collection" w:hAnsi="Sans Serif Collection" w:cs="Sans Serif Collection"/>
+          <w:noProof/>
           <w:sz w:val="24"/>
           <w:szCs w:val="24"/>
         </w:rPr>
@@ -2275,6 +2575,8 @@
         </w:rPr>
         <w:t xml:space="preserve"> </w:t>
       </w:r>
+      <w:proofErr w:type="spellStart"/>
+      <w:proofErr w:type="gramStart"/>
       <w:r>
         <w:rPr>
           <w:rFonts w:ascii="Sans Serif Collection" w:hAnsi="Sans Serif Collection" w:cs="Sans Serif Collection"/>
@@ -2283,8 +2585,10 @@
           <w:sz w:val="24"/>
           <w:szCs w:val="24"/>
         </w:rPr>
-        <w:t xml:space="preserve">transform.rotation = Quaternion.Lerp(transform.rotation, targetRotation, </w:t>
-      </w:r>
+        <w:t>transform.rotation</w:t>
+      </w:r>
+      <w:proofErr w:type="spellEnd"/>
+      <w:proofErr w:type="gramEnd"/>
       <w:r>
         <w:rPr>
           <w:rFonts w:ascii="Sans Serif Collection" w:hAnsi="Sans Serif Collection" w:cs="Sans Serif Collection"/>
@@ -2293,8 +2597,9 @@
           <w:sz w:val="24"/>
           <w:szCs w:val="24"/>
         </w:rPr>
-        <w:t>speed</w:t>
-      </w:r>
+        <w:t xml:space="preserve"> = </w:t>
+      </w:r>
+      <w:proofErr w:type="spellStart"/>
       <w:r>
         <w:rPr>
           <w:rFonts w:ascii="Sans Serif Collection" w:hAnsi="Sans Serif Collection" w:cs="Sans Serif Collection"/>
@@ -2303,7 +2608,104 @@
           <w:sz w:val="24"/>
           <w:szCs w:val="24"/>
         </w:rPr>
-        <w:t xml:space="preserve"> * Time.deltaTime);</w:t>
+        <w:t>Quaternion.Lerp</w:t>
+      </w:r>
+      <w:proofErr w:type="spellEnd"/>
+      <w:r>
+        <w:rPr>
+          <w:rFonts w:ascii="Sans Serif Collection" w:hAnsi="Sans Serif Collection" w:cs="Sans Serif Collection"/>
+          <w:i/>
+          <w:iCs/>
+          <w:sz w:val="24"/>
+          <w:szCs w:val="24"/>
+        </w:rPr>
+        <w:t>(</w:t>
+      </w:r>
+      <w:proofErr w:type="spellStart"/>
+      <w:r>
+        <w:rPr>
+          <w:rFonts w:ascii="Sans Serif Collection" w:hAnsi="Sans Serif Collection" w:cs="Sans Serif Collection"/>
+          <w:i/>
+          <w:iCs/>
+          <w:sz w:val="24"/>
+          <w:szCs w:val="24"/>
+        </w:rPr>
+        <w:t>transform.rotation</w:t>
+      </w:r>
+      <w:proofErr w:type="spellEnd"/>
+      <w:r>
+        <w:rPr>
+          <w:rFonts w:ascii="Sans Serif Collection" w:hAnsi="Sans Serif Collection" w:cs="Sans Serif Collection"/>
+          <w:i/>
+          <w:iCs/>
+          <w:sz w:val="24"/>
+          <w:szCs w:val="24"/>
+        </w:rPr>
+        <w:t xml:space="preserve">, </w:t>
+      </w:r>
+      <w:proofErr w:type="spellStart"/>
+      <w:r>
+        <w:rPr>
+          <w:rFonts w:ascii="Sans Serif Collection" w:hAnsi="Sans Serif Collection" w:cs="Sans Serif Collection"/>
+          <w:i/>
+          <w:iCs/>
+          <w:sz w:val="24"/>
+          <w:szCs w:val="24"/>
+        </w:rPr>
+        <w:t>targetRotation</w:t>
+      </w:r>
+      <w:proofErr w:type="spellEnd"/>
+      <w:r>
+        <w:rPr>
+          <w:rFonts w:ascii="Sans Serif Collection" w:hAnsi="Sans Serif Collection" w:cs="Sans Serif Collection"/>
+          <w:i/>
+          <w:iCs/>
+          <w:sz w:val="24"/>
+          <w:szCs w:val="24"/>
+        </w:rPr>
+        <w:t xml:space="preserve">, </w:t>
+      </w:r>
+      <w:r>
+        <w:rPr>
+          <w:rFonts w:ascii="Sans Serif Collection" w:hAnsi="Sans Serif Collection" w:cs="Sans Serif Collection"/>
+          <w:i/>
+          <w:iCs/>
+          <w:sz w:val="24"/>
+          <w:szCs w:val="24"/>
+        </w:rPr>
+        <w:t>speed</w:t>
+      </w:r>
+      <w:r>
+        <w:rPr>
+          <w:rFonts w:ascii="Sans Serif Collection" w:hAnsi="Sans Serif Collection" w:cs="Sans Serif Collection"/>
+          <w:i/>
+          <w:iCs/>
+          <w:sz w:val="24"/>
+          <w:szCs w:val="24"/>
+        </w:rPr>
+        <w:t xml:space="preserve"> * </w:t>
+      </w:r>
+      <w:proofErr w:type="spellStart"/>
+      <w:r>
+        <w:rPr>
+          <w:rFonts w:ascii="Sans Serif Collection" w:hAnsi="Sans Serif Collection" w:cs="Sans Serif Collection"/>
+          <w:i/>
+          <w:iCs/>
+          <w:sz w:val="24"/>
+          <w:szCs w:val="24"/>
+        </w:rPr>
+        <w:t>Time.deltaTime</w:t>
+      </w:r>
+      <w:proofErr w:type="spellEnd"/>
+      <w:r>
+        <w:rPr>
+          <w:rFonts w:ascii="Sans Serif Collection" w:hAnsi="Sans Serif Collection" w:cs="Sans Serif Collection"/>
+          <w:i/>
+          <w:iCs/>
+          <w:sz w:val="24"/>
+          <w:szCs w:val="24"/>
+        </w:rPr>
+        <w:t>);</w:t>
       </w:r>
     </w:p>
     <w:p>
@@ -2345,15 +2747,27 @@
           <w:szCs w:val="24"/>
         </w:rPr>
       </w:pPr>
-      <w:r>
-        <w:rPr>
-          <w:rFonts w:ascii="Sans Serif Collection" w:hAnsi="Sans Serif Collection" w:cs="Sans Serif Collection"/>
-          <w:b/>
-          <w:bCs/>
-          <w:sz w:val="24"/>
-          <w:szCs w:val="24"/>
-        </w:rPr>
-        <w:t>GoalieAI Script Overview</w:t>
+      <w:proofErr w:type="spellStart"/>
+      <w:r>
+        <w:rPr>
+          <w:rFonts w:ascii="Sans Serif Collection" w:hAnsi="Sans Serif Collection" w:cs="Sans Serif Collection"/>
+          <w:b/>
+          <w:bCs/>
+          <w:sz w:val="24"/>
+          <w:szCs w:val="24"/>
+        </w:rPr>
+        <w:t>GoalieAI</w:t>
+      </w:r>
+      <w:proofErr w:type="spellEnd"/>
+      <w:r>
+        <w:rPr>
+          <w:rFonts w:ascii="Sans Serif Collection" w:hAnsi="Sans Serif Collection" w:cs="Sans Serif Collection"/>
+          <w:b/>
+          <w:bCs/>
+          <w:sz w:val="24"/>
+          <w:szCs w:val="24"/>
+        </w:rPr>
+        <w:t xml:space="preserve"> Script Overview</w:t>
       </w:r>
     </w:p>
     <w:p>
@@ -2509,6 +2923,7 @@
           <w:rFonts w:ascii="Sans Serif Collection" w:hAnsi="Sans Serif Collection" w:cs="Sans Serif Collection"/>
           <w:b/>
           <w:bCs/>
+          <w:noProof/>
           <w:sz w:val="24"/>
           <w:szCs w:val="24"/>
         </w:rPr>
@@ -2685,8 +3100,64 @@
           <w:sz w:val="24"/>
           <w:szCs w:val="24"/>
         </w:rPr>
-        <w:t>float angle = Mathf.Atan2(directionToPlayer.z, directionToPlayer.x) * Mathf.Rad2Deg;</w:t>
-      </w:r>
+        <w:t>float angle = Mathf.Atan2(</w:t>
+      </w:r>
+      <w:proofErr w:type="spellStart"/>
+      <w:r>
+        <w:rPr>
+          <w:rFonts w:ascii="Sans Serif Collection" w:hAnsi="Sans Serif Collection" w:cs="Sans Serif Collection"/>
+          <w:i/>
+          <w:iCs/>
+          <w:sz w:val="24"/>
+          <w:szCs w:val="24"/>
+        </w:rPr>
+        <w:t>directionToPlayer.z</w:t>
+      </w:r>
+      <w:proofErr w:type="spellEnd"/>
+      <w:r>
+        <w:rPr>
+          <w:rFonts w:ascii="Sans Serif Collection" w:hAnsi="Sans Serif Collection" w:cs="Sans Serif Collection"/>
+          <w:i/>
+          <w:iCs/>
+          <w:sz w:val="24"/>
+          <w:szCs w:val="24"/>
+        </w:rPr>
+        <w:t xml:space="preserve">, </w:t>
+      </w:r>
+      <w:proofErr w:type="spellStart"/>
+      <w:r>
+        <w:rPr>
+          <w:rFonts w:ascii="Sans Serif Collection" w:hAnsi="Sans Serif Collection" w:cs="Sans Serif Collection"/>
+          <w:i/>
+          <w:iCs/>
+          <w:sz w:val="24"/>
+          <w:szCs w:val="24"/>
+        </w:rPr>
+        <w:t>directionToPlayer.x</w:t>
+      </w:r>
+      <w:proofErr w:type="spellEnd"/>
+      <w:r>
+        <w:rPr>
+          <w:rFonts w:ascii="Sans Serif Collection" w:hAnsi="Sans Serif Collection" w:cs="Sans Serif Collection"/>
+          <w:i/>
+          <w:iCs/>
+          <w:sz w:val="24"/>
+          <w:szCs w:val="24"/>
+        </w:rPr>
+        <w:t>) * Mathf.</w:t>
+      </w:r>
+      <w:proofErr w:type="gramStart"/>
+      <w:r>
+        <w:rPr>
+          <w:rFonts w:ascii="Sans Serif Collection" w:hAnsi="Sans Serif Collection" w:cs="Sans Serif Collection"/>
+          <w:i/>
+          <w:iCs/>
+          <w:sz w:val="24"/>
+          <w:szCs w:val="24"/>
+        </w:rPr>
+        <w:t>Rad2Deg;</w:t>
+      </w:r>
+      <w:proofErr w:type="gramEnd"/>
     </w:p>
     <w:p>
       <w:pPr>
@@ -2755,6 +3226,7 @@
         </w:rPr>
         <w:t xml:space="preserve">The goalie's rotation is interpolated smoothly from its current orientation to the target orientation using the </w:t>
       </w:r>
+      <w:proofErr w:type="spellStart"/>
       <w:r>
         <w:rPr>
           <w:rFonts w:ascii="Sans Serif Collection" w:hAnsi="Sans Serif Collection" w:cs="Sans Serif Collection"/>
@@ -2765,6 +3237,7 @@
         </w:rPr>
         <w:t>Quaternion.Lerp</w:t>
       </w:r>
+      <w:proofErr w:type="spellEnd"/>
       <w:r>
         <w:rPr>
           <w:rFonts w:ascii="Sans Serif Collection" w:hAnsi="Sans Serif Collection" w:cs="Sans Serif Collection"/>
@@ -2789,6 +3262,7 @@
       <w:r>
         <w:rPr>
           <w:rFonts w:ascii="Sans Serif Collection" w:hAnsi="Sans Serif Collection" w:cs="Sans Serif Collection"/>
+          <w:noProof/>
           <w:sz w:val="24"/>
           <w:szCs w:val="24"/>
         </w:rPr>
@@ -2903,6 +3377,8 @@
         </w:rPr>
         <w:t xml:space="preserve"> </w:t>
       </w:r>
+      <w:proofErr w:type="spellStart"/>
+      <w:proofErr w:type="gramStart"/>
       <w:r>
         <w:rPr>
           <w:rFonts w:ascii="Sans Serif Collection" w:hAnsi="Sans Serif Collection" w:cs="Sans Serif Collection"/>
@@ -2911,7 +3387,129 @@
           <w:sz w:val="24"/>
           <w:szCs w:val="24"/>
         </w:rPr>
-        <w:t>transform.rotation = Quaternion.Lerp(transform.rotation, targetRotation, rotationSpeed * Time.deltaTime);</w:t>
+        <w:t>transform.rotation</w:t>
+      </w:r>
+      <w:proofErr w:type="spellEnd"/>
+      <w:proofErr w:type="gramEnd"/>
+      <w:r>
+        <w:rPr>
+          <w:rFonts w:ascii="Sans Serif Collection" w:hAnsi="Sans Serif Collection" w:cs="Sans Serif Collection"/>
+          <w:i/>
+          <w:iCs/>
+          <w:sz w:val="24"/>
+          <w:szCs w:val="24"/>
+        </w:rPr>
+        <w:t xml:space="preserve"> = </w:t>
+      </w:r>
+      <w:proofErr w:type="spellStart"/>
+      <w:r>
+        <w:rPr>
+          <w:rFonts w:ascii="Sans Serif Collection" w:hAnsi="Sans Serif Collection" w:cs="Sans Serif Collection"/>
+          <w:i/>
+          <w:iCs/>
+          <w:sz w:val="24"/>
+          <w:szCs w:val="24"/>
+        </w:rPr>
+        <w:t>Quaternion.Lerp</w:t>
+      </w:r>
+      <w:proofErr w:type="spellEnd"/>
+      <w:r>
+        <w:rPr>
+          <w:rFonts w:ascii="Sans Serif Collection" w:hAnsi="Sans Serif Collection" w:cs="Sans Serif Collection"/>
+          <w:i/>
+          <w:iCs/>
+          <w:sz w:val="24"/>
+          <w:szCs w:val="24"/>
+        </w:rPr>
+        <w:t>(</w:t>
+      </w:r>
+      <w:proofErr w:type="spellStart"/>
+      <w:r>
+        <w:rPr>
+          <w:rFonts w:ascii="Sans Serif Collection" w:hAnsi="Sans Serif Collection" w:cs="Sans Serif Collection"/>
+          <w:i/>
+          <w:iCs/>
+          <w:sz w:val="24"/>
+          <w:szCs w:val="24"/>
+        </w:rPr>
+        <w:t>transform.rotation</w:t>
+      </w:r>
+      <w:proofErr w:type="spellEnd"/>
+      <w:r>
+        <w:rPr>
+          <w:rFonts w:ascii="Sans Serif Collection" w:hAnsi="Sans Serif Collection" w:cs="Sans Serif Collection"/>
+          <w:i/>
+          <w:iCs/>
+          <w:sz w:val="24"/>
+          <w:szCs w:val="24"/>
+        </w:rPr>
+        <w:t xml:space="preserve">, </w:t>
+      </w:r>
+      <w:proofErr w:type="spellStart"/>
+      <w:r>
+        <w:rPr>
+          <w:rFonts w:ascii="Sans Serif Collection" w:hAnsi="Sans Serif Collection" w:cs="Sans Serif Collection"/>
+          <w:i/>
+          <w:iCs/>
+          <w:sz w:val="24"/>
+          <w:szCs w:val="24"/>
+        </w:rPr>
+        <w:t>targetRotation</w:t>
+      </w:r>
+      <w:proofErr w:type="spellEnd"/>
+      <w:r>
+        <w:rPr>
+          <w:rFonts w:ascii="Sans Serif Collection" w:hAnsi="Sans Serif Collection" w:cs="Sans Serif Collection"/>
+          <w:i/>
+          <w:iCs/>
+          <w:sz w:val="24"/>
+          <w:szCs w:val="24"/>
+        </w:rPr>
+        <w:t xml:space="preserve">, </w:t>
+      </w:r>
+      <w:proofErr w:type="spellStart"/>
+      <w:r>
+        <w:rPr>
+          <w:rFonts w:ascii="Sans Serif Collection" w:hAnsi="Sans Serif Collection" w:cs="Sans Serif Collection"/>
+          <w:i/>
+          <w:iCs/>
+          <w:sz w:val="24"/>
+          <w:szCs w:val="24"/>
+        </w:rPr>
+        <w:t>rotationSpeed</w:t>
+      </w:r>
+      <w:proofErr w:type="spellEnd"/>
+      <w:r>
+        <w:rPr>
+          <w:rFonts w:ascii="Sans Serif Collection" w:hAnsi="Sans Serif Collection" w:cs="Sans Serif Collection"/>
+          <w:i/>
+          <w:iCs/>
+          <w:sz w:val="24"/>
+          <w:szCs w:val="24"/>
+        </w:rPr>
+        <w:t xml:space="preserve"> * </w:t>
+      </w:r>
+      <w:proofErr w:type="spellStart"/>
+      <w:r>
+        <w:rPr>
+          <w:rFonts w:ascii="Sans Serif Collection" w:hAnsi="Sans Serif Collection" w:cs="Sans Serif Collection"/>
+          <w:i/>
+          <w:iCs/>
+          <w:sz w:val="24"/>
+          <w:szCs w:val="24"/>
+        </w:rPr>
+        <w:t>Time.deltaTime</w:t>
+      </w:r>
+      <w:proofErr w:type="spellEnd"/>
+      <w:r>
+        <w:rPr>
+          <w:rFonts w:ascii="Sans Serif Collection" w:hAnsi="Sans Serif Collection" w:cs="Sans Serif Collection"/>
+          <w:i/>
+          <w:iCs/>
+          <w:sz w:val="24"/>
+          <w:szCs w:val="24"/>
+        </w:rPr>
+        <w:t>);</w:t>
       </w:r>
     </w:p>
     <w:p>
@@ -3039,6 +3637,7 @@
           <w:rFonts w:ascii="Sans Serif Collection" w:hAnsi="Sans Serif Collection" w:cs="Sans Serif Collection"/>
           <w:b/>
           <w:bCs/>
+          <w:noProof/>
           <w:sz w:val="24"/>
           <w:szCs w:val="24"/>
         </w:rPr>
@@ -3174,8 +3773,64 @@
           <w:sz w:val="24"/>
           <w:szCs w:val="24"/>
         </w:rPr>
-        <w:t>Quaternion targetRotation = Quaternion.Euler(0, -angle + 90, 0);</w:t>
-      </w:r>
+        <w:t xml:space="preserve">Quaternion </w:t>
+      </w:r>
+      <w:proofErr w:type="spellStart"/>
+      <w:r>
+        <w:rPr>
+          <w:rFonts w:ascii="Sans Serif Collection" w:hAnsi="Sans Serif Collection" w:cs="Sans Serif Collection"/>
+          <w:i/>
+          <w:iCs/>
+          <w:sz w:val="24"/>
+          <w:szCs w:val="24"/>
+        </w:rPr>
+        <w:t>targetRotation</w:t>
+      </w:r>
+      <w:proofErr w:type="spellEnd"/>
+      <w:r>
+        <w:rPr>
+          <w:rFonts w:ascii="Sans Serif Collection" w:hAnsi="Sans Serif Collection" w:cs="Sans Serif Collection"/>
+          <w:i/>
+          <w:iCs/>
+          <w:sz w:val="24"/>
+          <w:szCs w:val="24"/>
+        </w:rPr>
+        <w:t xml:space="preserve"> = </w:t>
+      </w:r>
+      <w:proofErr w:type="spellStart"/>
+      <w:r>
+        <w:rPr>
+          <w:rFonts w:ascii="Sans Serif Collection" w:hAnsi="Sans Serif Collection" w:cs="Sans Serif Collection"/>
+          <w:i/>
+          <w:iCs/>
+          <w:sz w:val="24"/>
+          <w:szCs w:val="24"/>
+        </w:rPr>
+        <w:t>Quaternion.Euler</w:t>
+      </w:r>
+      <w:proofErr w:type="spellEnd"/>
+      <w:r>
+        <w:rPr>
+          <w:rFonts w:ascii="Sans Serif Collection" w:hAnsi="Sans Serif Collection" w:cs="Sans Serif Collection"/>
+          <w:i/>
+          <w:iCs/>
+          <w:sz w:val="24"/>
+          <w:szCs w:val="24"/>
+        </w:rPr>
+        <w:t>(0, -angle + 90, 0</w:t>
+      </w:r>
+      <w:proofErr w:type="gramStart"/>
+      <w:r>
+        <w:rPr>
+          <w:rFonts w:ascii="Sans Serif Collection" w:hAnsi="Sans Serif Collection" w:cs="Sans Serif Collection"/>
+          <w:i/>
+          <w:iCs/>
+          <w:sz w:val="24"/>
+          <w:szCs w:val="24"/>
+        </w:rPr>
+        <w:t>);</w:t>
+      </w:r>
+      <w:proofErr w:type="gramEnd"/>
     </w:p>
     <w:p>
       <w:pPr>
@@ -9526,6 +10181,7 @@
   <w:style w:type="character" w:default="1" w:styleId="DefaultParagraphFont">
     <w:name w:val="Default Paragraph Font"/>
     <w:uiPriority w:val="1"/>
+    <w:semiHidden/>
     <w:unhideWhenUsed/>
   </w:style>
   <w:style w:type="table" w:default="1" w:styleId="TableNormal">
@@ -10138,6 +10794,15 @@
 </file>
 
 <file path=customXml/item1.xml><?xml version="1.0" encoding="utf-8"?>
+<?mso-contentType ?>
+<FormTemplates xmlns="http://schemas.microsoft.com/sharepoint/v3/contenttype/forms">
+  <Display>DocumentLibraryForm</Display>
+  <Edit>DocumentLibraryForm</Edit>
+  <New>DocumentLibraryForm</New>
+</FormTemplates>
+</file>
+
+<file path=customXml/item2.xml><?xml version="1.0" encoding="utf-8"?>
 <ct:contentTypeSchema xmlns:ct="http://schemas.microsoft.com/office/2006/metadata/contentType" xmlns:ma="http://schemas.microsoft.com/office/2006/metadata/properties/metaAttributes" ct:_="" ma:_="" ma:contentTypeName="Document" ma:contentTypeID="0x0101002417CD1FB8688541A98648DA84A515C4" ma:contentTypeVersion="15" ma:contentTypeDescription="Create a new document." ma:contentTypeScope="" ma:versionID="005aa32156b8f87aa48e38b29b08eda3">
   <xsd:schema xmlns:xsd="http://www.w3.org/2001/XMLSchema" xmlns:xs="http://www.w3.org/2001/XMLSchema" xmlns:p="http://schemas.microsoft.com/office/2006/metadata/properties" xmlns:ns3="8d4b642b-df95-4cdf-aae2-983dd770b936" xmlns:ns4="2946dc7d-e82b-4df1-ab6c-9758efc4c2eb" targetNamespace="http://schemas.microsoft.com/office/2006/metadata/properties" ma:root="true" ma:fieldsID="9ea78ab6ec3025d0aa6609c3dc47a3e2" ns3:_="" ns4:_="">
     <xsd:import namespace="8d4b642b-df95-4cdf-aae2-983dd770b936"/>
@@ -10372,15 +11037,6 @@
 </ct:contentTypeSchema>
 </file>
 
-<file path=customXml/item2.xml><?xml version="1.0" encoding="utf-8"?>
-<?mso-contentType ?>
-<FormTemplates xmlns="http://schemas.microsoft.com/sharepoint/v3/contenttype/forms">
-  <Display>DocumentLibraryForm</Display>
-  <Edit>DocumentLibraryForm</Edit>
-  <New>DocumentLibraryForm</New>
-</FormTemplates>
-</file>
-
 <file path=customXml/item3.xml><?xml version="1.0" encoding="utf-8"?>
 <p:properties xmlns:p="http://schemas.microsoft.com/office/2006/metadata/properties" xmlns:xsi="http://www.w3.org/2001/XMLSchema-instance" xmlns:pc="http://schemas.microsoft.com/office/infopath/2007/PartnerControls">
   <documentManagement>
@@ -10390,6 +11046,14 @@
 </file>
 
 <file path=customXml/itemProps1.xml><?xml version="1.0" encoding="utf-8"?>
+<ds:datastoreItem xmlns:ds="http://schemas.openxmlformats.org/officeDocument/2006/customXml" ds:itemID="{4FB27C44-AC25-4BD0-BEEE-46CD3188C947}">
+  <ds:schemaRefs>
+    <ds:schemaRef ds:uri="http://schemas.microsoft.com/sharepoint/v3/contenttype/forms"/>
+  </ds:schemaRefs>
+</ds:datastoreItem>
+</file>
+
+<file path=customXml/itemProps2.xml><?xml version="1.0" encoding="utf-8"?>
 <ds:datastoreItem xmlns:ds="http://schemas.openxmlformats.org/officeDocument/2006/customXml" ds:itemID="{C44ED294-A1D9-410D-938A-246C76006367}">
   <ds:schemaRefs>
     <ds:schemaRef ds:uri="http://schemas.microsoft.com/office/2006/metadata/contentType"/>
@@ -10408,14 +11072,6 @@
 </ds:datastoreItem>
 </file>
 
-<file path=customXml/itemProps2.xml><?xml version="1.0" encoding="utf-8"?>
-<ds:datastoreItem xmlns:ds="http://schemas.openxmlformats.org/officeDocument/2006/customXml" ds:itemID="{4FB27C44-AC25-4BD0-BEEE-46CD3188C947}">
-  <ds:schemaRefs>
-    <ds:schemaRef ds:uri="http://schemas.microsoft.com/sharepoint/v3/contenttype/forms"/>
-  </ds:schemaRefs>
-</ds:datastoreItem>
-</file>
-
 <file path=customXml/itemProps3.xml><?xml version="1.0" encoding="utf-8"?>
 <ds:datastoreItem xmlns:ds="http://schemas.openxmlformats.org/officeDocument/2006/customXml" ds:itemID="{40692714-FF41-4782-854C-00E98AB6174B}">
   <ds:schemaRefs>
